--- a/docs/Yelden_Whitepaper_v16.docx
+++ b/docs/Yelden_Whitepaper_v16.docx
@@ -833,7 +833,7 @@
           <w:sz w:val="21"/>
           <w:szCs w:val="21"/>
         </w:rPr>
-        <w:t xml:space="preserve">S_RAW is computed from 11 normalised performance metrics. The weights listed below are normalised to sum to 1.00 before being applied, so that S_RAW is bounded in [0, 100]. CVaR and Drawdown enter as direct subtractions from the weighted sum.</w:t>
+        <w:t xml:space="preserve">S_RAW is computed from 11 normalised performance metrics. The weights below are the calibrated values of the Formal Specification; they sum to 0.96 and are divided by that sum before being applied, so that S_RAW is bounded in [0, 100] while relative importance is preserved exactly (Amendment v5.0.1). CVaR and Drawdown enter as direct subtractions from the weighted sum.</w:t>
       </w:r>
     </w:p>
     <w:p>
@@ -2326,7 +2326,7 @@
                 <w:sz w:val="17"/>
                 <w:szCs w:val="17"/>
               </w:rPr>
-              <w:t xml:space="preserve">MaxDD% × 0.25</w:t>
+              <w:t xml:space="preserve">MaxDD% × 0.20</w:t>
             </w:r>
           </w:p>
         </w:tc>
@@ -2362,7 +2362,7 @@
           <w:sz w:val="21"/>
           <w:szCs w:val="21"/>
         </w:rPr>
-        <w:t xml:space="preserve">Four of the components above admit more than one reading. The protocol fixes them as follows, so that any third party holding the same trade record can reproduce a published score.</w:t>
+        <w:t xml:space="preserve">Four of the components above admit more than one reading. The Formal Specification fixes them as follows, so that any third party holding the same trade record can reproduce a published score.</w:t>
       </w:r>
     </w:p>
     <w:p>
@@ -2385,7 +2385,7 @@
           <w:sz w:val="21"/>
           <w:szCs w:val="21"/>
         </w:rPr>
-        <w:t xml:space="preserve">The null model holds the |P&amp;L| magnitudes of the agent's own trades fixed and assigns each sign at random with p=0.5, producing 1,000 reference portfolios from a no-skill operator using identical position sizing. The component is the percentage of those portfolios whose Profit Factor the agent beats. Reordering the agent's own trades would not serve as a null: Profit Factor is invariant under permutation.</w:t>
+        <w:t xml:space="preserve">K = 1,000 vectors are drawn from N(0, σ_r) with the same length as the agent's R-multiple series. The component is the percentage of those random portfolios whose annualised Sharpe the agent's real Sharpe exceeds. Pf% = 97 means the strategy beats 97% of random portfolios with identical risk and sample size.</w:t>
       </w:r>
     </w:p>
     <w:p>
@@ -2408,7 +2408,7 @@
           <w:sz w:val="21"/>
           <w:szCs w:val="21"/>
         </w:rPr>
-        <w:t xml:space="preserve">β is the lag-1 autocorrelation of the per-trade P&amp;L series, not a market beta. The component penalises serial dependence, which is the signature of martingale and grid schemes.</w:t>
+        <w:t xml:space="preserve">β is the correlation between the agent's daily aggregated R and the daily returns of the underlying market. The quadratic form rewards edge that is independent of market direction, and penalises a track record that is mostly market beta.</w:t>
       </w:r>
     </w:p>
     <w:p>
@@ -2431,7 +2431,7 @@
           <w:sz w:val="21"/>
           <w:szCs w:val="21"/>
         </w:rPr>
-        <w:t xml:space="preserve">CVaR is the mean of the worst 5% of trades, normalised by the agent's average winning trade — it reads as how many typical gains a single tail event destroys. Normalising by the average loss was rejected: for any approximately symmetric P&amp;L distribution the 5% tail sits between 1.5x and 2.2x the mean loss, which turns the penalty into a constant offset rather than a discriminator.</w:t>
+        <w:t xml:space="preserve">CVaR at α = 0.95 is the expected shortfall of the R-multiple series on the loss side, taken positive. Coherent and tail-sensitive, it is preferred over VaR for fat-tailed trading returns.</w:t>
       </w:r>
     </w:p>
     <w:p>
@@ -2454,7 +2454,7 @@
           <w:sz w:val="21"/>
           <w:szCs w:val="21"/>
         </w:rPr>
-        <w:t xml:space="preserve">The “last 8 S_RAW” are the eight most recent scoring rounds, each computed over the agent's accumulated history — not eight disjoint slices of it. A slice of n/8 trades yields an S_RAW dominated by noise, σ exceeds 25, and SF collapses to zero even for sound agents. Where no round history exists, as on a first submission, the series is reconstructed from cumulative windows over the second half of the record, so that the warm-up does not dominate σ.</w:t>
+        <w:t xml:space="preserve">The “last 8 S_RAW” are the eight most recent scoring rounds, carried in the agent's persisted state — not eight slices of a single submission. Each round contributes one EMA update, from a cold-start prior of EMA₀ = 300.</w:t>
       </w:r>
     </w:p>
     <w:p>
@@ -3489,7 +3489,7 @@
           <w:sz w:val="21"/>
           <w:szCs w:val="21"/>
         </w:rPr>
-        <w:t xml:space="preserve">The Pf Percentile resampling is seeded from a SHA-256 digest of the agent's trade record, so an identical history always yields an identical score. A score committed on-chain can therefore be recomputed and verified by any party holding the same trades — the score is auditable, not merely asserted.</w:t>
+        <w:t xml:space="preserve">Every random stream used by the Pf Percentile is seeded deterministically, so an identical trade record always yields an identical score. A score committed on-chain can therefore be recomputed and verified by any party holding the same trades — the score is auditable, not merely asserted.</w:t>
       </w:r>
     </w:p>
     <w:p>

--- a/docs/Yelden_Whitepaper_v16.docx
+++ b/docs/Yelden_Whitepaper_v16.docx
@@ -283,7 +283,7 @@
           <w:sz w:val="21"/>
           <w:szCs w:val="21"/>
         </w:rPr>
-        <w:t xml:space="preserve">Current state: 4 live trading agents in production (Pepperstone, FTMO, OKX, IBKR), 478 traders scored in the observatory across 3 venues, AIAgentRegistry deployed on Polygon mainnet.</w:t>
+        <w:t xml:space="preserve">Current state: 4 live trading agents in production (Pepperstone, FTMO, OKX, IBKR), 1,007 addresses examined by the observatory across two venues and 425 of them scored, AIAgentRegistry deployed on Polygon mainnet.</w:t>
       </w:r>
     </w:p>
     <w:p>
@@ -5848,7 +5848,7 @@
           <w:sz w:val="24"/>
           <w:szCs w:val="24"/>
         </w:rPr>
-        <w:t xml:space="preserve">6.1 Observatory — 478 Traders</w:t>
+        <w:t xml:space="preserve">6.1 Observatory — 1,007 Addresses Examined</w:t>
       </w:r>
     </w:p>
     <w:p>
@@ -5861,7 +5861,7 @@
           <w:sz w:val="21"/>
           <w:szCs w:val="21"/>
         </w:rPr>
-        <w:t xml:space="preserve">Yelden operates a continuous observatory that scores autonomous traders across three venues:</w:t>
+        <w:t xml:space="preserve">Yelden operates a continuous observatory across two venues. Discovery is broad and the scoring gate is strict: an address must have at least 30 closed trades before it receives a score at all.</w:t>
       </w:r>
     </w:p>
     <w:p>
@@ -5883,9 +5883,12 @@
         <w:tblLayout w:type="fixed"/>
       </w:tblPr>
       <w:tblGrid>
-        <w:gridCol w:w="3000"/>
-        <w:gridCol w:w="3000"/>
-        <w:gridCol w:w="3200"/>
+        <w:gridCol w:w="1500"/>
+        <w:gridCol w:w="1900"/>
+        <w:gridCol w:w="1400"/>
+        <w:gridCol w:w="1300"/>
+        <w:gridCol w:w="1500"/>
+        <w:gridCol w:w="1600"/>
       </w:tblGrid>
       <w:tr>
         <w:trPr>
@@ -5893,7 +5896,7 @@
         </w:trPr>
         <w:tc>
           <w:tcPr>
-            <w:tcW w:type="dxa" w:w="3000"/>
+            <w:tcW w:type="dxa" w:w="1500"/>
             <w:tcBorders>
               <w:top w:val="single" w:color="AAB4C0" w:sz="3"/>
               <w:left w:val="single" w:color="AAB4C0" w:sz="3"/>
@@ -5922,7 +5925,7 @@
         </w:tc>
         <w:tc>
           <w:tcPr>
-            <w:tcW w:type="dxa" w:w="3000"/>
+            <w:tcW w:type="dxa" w:w="1900"/>
             <w:tcBorders>
               <w:top w:val="single" w:color="AAB4C0" w:sz="3"/>
               <w:left w:val="single" w:color="AAB4C0" w:sz="3"/>
@@ -5945,13 +5948,13 @@
                 <w:sz w:val="19"/>
                 <w:szCs w:val="19"/>
               </w:rPr>
-              <w:t xml:space="preserve">Traders scored</w:t>
-            </w:r>
-          </w:p>
-        </w:tc>
-        <w:tc>
-          <w:tcPr>
-            <w:tcW w:type="dxa" w:w="3200"/>
+              <w:t xml:space="preserve">Addresses examined</w:t>
+            </w:r>
+          </w:p>
+        </w:tc>
+        <w:tc>
+          <w:tcPr>
+            <w:tcW w:type="dxa" w:w="1400"/>
             <w:tcBorders>
               <w:top w:val="single" w:color="AAB4C0" w:sz="3"/>
               <w:left w:val="single" w:color="AAB4C0" w:sz="3"/>
@@ -5974,6 +5977,93 @@
                 <w:sz w:val="19"/>
                 <w:szCs w:val="19"/>
               </w:rPr>
+              <w:t xml:space="preserve">YAAF scored</w:t>
+            </w:r>
+          </w:p>
+        </w:tc>
+        <w:tc>
+          <w:tcPr>
+            <w:tcW w:type="dxa" w:w="1300"/>
+            <w:tcBorders>
+              <w:top w:val="single" w:color="AAB4C0" w:sz="3"/>
+              <w:left w:val="single" w:color="AAB4C0" w:sz="3"/>
+              <w:bottom w:val="single" w:color="AAB4C0" w:sz="3"/>
+              <w:right w:val="single" w:color="AAB4C0" w:sz="3"/>
+            </w:tcBorders>
+            <w:shd w:fill="1F3864" w:val="clear"/>
+            <w:vAlign w:val="center"/>
+          </w:tcPr>
+          <w:p>
+            <w:pPr>
+              <w:spacing w:after="40" w:before="40"/>
+            </w:pPr>
+            <w:r>
+              <w:rPr>
+                <w:rFonts w:ascii="Cambria" w:cs="Cambria" w:eastAsia="Cambria" w:hAnsi="Cambria"/>
+                <w:b/>
+                <w:bCs/>
+                <w:color w:val="FFFFFF"/>
+                <w:sz w:val="19"/>
+                <w:szCs w:val="19"/>
+              </w:rPr>
+              <w:t xml:space="preserve">MM scored</w:t>
+            </w:r>
+          </w:p>
+        </w:tc>
+        <w:tc>
+          <w:tcPr>
+            <w:tcW w:type="dxa" w:w="1500"/>
+            <w:tcBorders>
+              <w:top w:val="single" w:color="AAB4C0" w:sz="3"/>
+              <w:left w:val="single" w:color="AAB4C0" w:sz="3"/>
+              <w:bottom w:val="single" w:color="AAB4C0" w:sz="3"/>
+              <w:right w:val="single" w:color="AAB4C0" w:sz="3"/>
+            </w:tcBorders>
+            <w:shd w:fill="1F3864" w:val="clear"/>
+            <w:vAlign w:val="center"/>
+          </w:tcPr>
+          <w:p>
+            <w:pPr>
+              <w:spacing w:after="40" w:before="40"/>
+            </w:pPr>
+            <w:r>
+              <w:rPr>
+                <w:rFonts w:ascii="Cambria" w:cs="Cambria" w:eastAsia="Cambria" w:hAnsi="Cambria"/>
+                <w:b/>
+                <w:bCs/>
+                <w:color w:val="FFFFFF"/>
+                <w:sz w:val="19"/>
+                <w:szCs w:val="19"/>
+              </w:rPr>
+              <w:t xml:space="preserve">Below minimum</w:t>
+            </w:r>
+          </w:p>
+        </w:tc>
+        <w:tc>
+          <w:tcPr>
+            <w:tcW w:type="dxa" w:w="1600"/>
+            <w:tcBorders>
+              <w:top w:val="single" w:color="AAB4C0" w:sz="3"/>
+              <w:left w:val="single" w:color="AAB4C0" w:sz="3"/>
+              <w:bottom w:val="single" w:color="AAB4C0" w:sz="3"/>
+              <w:right w:val="single" w:color="AAB4C0" w:sz="3"/>
+            </w:tcBorders>
+            <w:shd w:fill="1F3864" w:val="clear"/>
+            <w:vAlign w:val="center"/>
+          </w:tcPr>
+          <w:p>
+            <w:pPr>
+              <w:spacing w:after="40" w:before="40"/>
+            </w:pPr>
+            <w:r>
+              <w:rPr>
+                <w:rFonts w:ascii="Cambria" w:cs="Cambria" w:eastAsia="Cambria" w:hAnsi="Cambria"/>
+                <w:b/>
+                <w:bCs/>
+                <w:color w:val="FFFFFF"/>
+                <w:sz w:val="19"/>
+                <w:szCs w:val="19"/>
+              </w:rPr>
               <w:t xml:space="preserve">Data quality</w:t>
             </w:r>
           </w:p>
@@ -5982,7 +6072,7 @@
       <w:tr>
         <w:tc>
           <w:tcPr>
-            <w:tcW w:type="dxa" w:w="3000"/>
+            <w:tcW w:type="dxa" w:w="1500"/>
             <w:tcBorders>
               <w:top w:val="single" w:color="AAB4C0" w:sz="3"/>
               <w:left w:val="single" w:color="AAB4C0" w:sz="3"/>
@@ -6007,32 +6097,107 @@
         </w:tc>
         <w:tc>
           <w:tcPr>
-            <w:tcW w:type="dxa" w:w="3000"/>
-            <w:tcBorders>
-              <w:top w:val="single" w:color="AAB4C0" w:sz="3"/>
-              <w:left w:val="single" w:color="AAB4C0" w:sz="3"/>
-              <w:bottom w:val="single" w:color="AAB4C0" w:sz="3"/>
-              <w:right w:val="single" w:color="AAB4C0" w:sz="3"/>
-            </w:tcBorders>
-            <w:vAlign w:val="center"/>
-          </w:tcPr>
-          <w:p>
-            <w:pPr>
-              <w:spacing w:after="40" w:before="40"/>
-            </w:pPr>
-            <w:r>
-              <w:rPr>
-                <w:rFonts w:ascii="Cambria" w:cs="Cambria" w:eastAsia="Cambria" w:hAnsi="Cambria"/>
-                <w:sz w:val="19"/>
-                <w:szCs w:val="19"/>
-              </w:rPr>
-              <w:t xml:space="preserve">418</w:t>
-            </w:r>
-          </w:p>
-        </w:tc>
-        <w:tc>
-          <w:tcPr>
-            <w:tcW w:type="dxa" w:w="3200"/>
+            <w:tcW w:type="dxa" w:w="1900"/>
+            <w:tcBorders>
+              <w:top w:val="single" w:color="AAB4C0" w:sz="3"/>
+              <w:left w:val="single" w:color="AAB4C0" w:sz="3"/>
+              <w:bottom w:val="single" w:color="AAB4C0" w:sz="3"/>
+              <w:right w:val="single" w:color="AAB4C0" w:sz="3"/>
+            </w:tcBorders>
+            <w:vAlign w:val="center"/>
+          </w:tcPr>
+          <w:p>
+            <w:pPr>
+              <w:spacing w:after="40" w:before="40"/>
+            </w:pPr>
+            <w:r>
+              <w:rPr>
+                <w:rFonts w:ascii="Cambria" w:cs="Cambria" w:eastAsia="Cambria" w:hAnsi="Cambria"/>
+                <w:sz w:val="19"/>
+                <w:szCs w:val="19"/>
+              </w:rPr>
+              <w:t xml:space="preserve">562</w:t>
+            </w:r>
+          </w:p>
+        </w:tc>
+        <w:tc>
+          <w:tcPr>
+            <w:tcW w:type="dxa" w:w="1400"/>
+            <w:tcBorders>
+              <w:top w:val="single" w:color="AAB4C0" w:sz="3"/>
+              <w:left w:val="single" w:color="AAB4C0" w:sz="3"/>
+              <w:bottom w:val="single" w:color="AAB4C0" w:sz="3"/>
+              <w:right w:val="single" w:color="AAB4C0" w:sz="3"/>
+            </w:tcBorders>
+            <w:vAlign w:val="center"/>
+          </w:tcPr>
+          <w:p>
+            <w:pPr>
+              <w:spacing w:after="40" w:before="40"/>
+            </w:pPr>
+            <w:r>
+              <w:rPr>
+                <w:rFonts w:ascii="Cambria" w:cs="Cambria" w:eastAsia="Cambria" w:hAnsi="Cambria"/>
+                <w:sz w:val="19"/>
+                <w:szCs w:val="19"/>
+              </w:rPr>
+              <w:t xml:space="preserve">231</w:t>
+            </w:r>
+          </w:p>
+        </w:tc>
+        <w:tc>
+          <w:tcPr>
+            <w:tcW w:type="dxa" w:w="1300"/>
+            <w:tcBorders>
+              <w:top w:val="single" w:color="AAB4C0" w:sz="3"/>
+              <w:left w:val="single" w:color="AAB4C0" w:sz="3"/>
+              <w:bottom w:val="single" w:color="AAB4C0" w:sz="3"/>
+              <w:right w:val="single" w:color="AAB4C0" w:sz="3"/>
+            </w:tcBorders>
+            <w:vAlign w:val="center"/>
+          </w:tcPr>
+          <w:p>
+            <w:pPr>
+              <w:spacing w:after="40" w:before="40"/>
+            </w:pPr>
+            <w:r>
+              <w:rPr>
+                <w:rFonts w:ascii="Cambria" w:cs="Cambria" w:eastAsia="Cambria" w:hAnsi="Cambria"/>
+                <w:sz w:val="19"/>
+                <w:szCs w:val="19"/>
+              </w:rPr>
+              <w:t xml:space="preserve">134</w:t>
+            </w:r>
+          </w:p>
+        </w:tc>
+        <w:tc>
+          <w:tcPr>
+            <w:tcW w:type="dxa" w:w="1500"/>
+            <w:tcBorders>
+              <w:top w:val="single" w:color="AAB4C0" w:sz="3"/>
+              <w:left w:val="single" w:color="AAB4C0" w:sz="3"/>
+              <w:bottom w:val="single" w:color="AAB4C0" w:sz="3"/>
+              <w:right w:val="single" w:color="AAB4C0" w:sz="3"/>
+            </w:tcBorders>
+            <w:vAlign w:val="center"/>
+          </w:tcPr>
+          <w:p>
+            <w:pPr>
+              <w:spacing w:after="40" w:before="40"/>
+            </w:pPr>
+            <w:r>
+              <w:rPr>
+                <w:rFonts w:ascii="Cambria" w:cs="Cambria" w:eastAsia="Cambria" w:hAnsi="Cambria"/>
+                <w:sz w:val="19"/>
+                <w:szCs w:val="19"/>
+              </w:rPr>
+              <w:t xml:space="preserve">197</w:t>
+            </w:r>
+          </w:p>
+        </w:tc>
+        <w:tc>
+          <w:tcPr>
+            <w:tcW w:type="dxa" w:w="1600"/>
             <w:tcBorders>
               <w:top w:val="single" w:color="AAB4C0" w:sz="3"/>
               <w:left w:val="single" w:color="AAB4C0" w:sz="3"/>
@@ -6059,7 +6224,7 @@
       <w:tr>
         <w:tc>
           <w:tcPr>
-            <w:tcW w:type="dxa" w:w="3000"/>
+            <w:tcW w:type="dxa" w:w="1500"/>
             <w:tcBorders>
               <w:top w:val="single" w:color="AAB4C0" w:sz="3"/>
               <w:left w:val="single" w:color="AAB4C0" w:sz="3"/>
@@ -6085,7 +6250,7 @@
         </w:tc>
         <w:tc>
           <w:tcPr>
-            <w:tcW w:type="dxa" w:w="3000"/>
+            <w:tcW w:type="dxa" w:w="1900"/>
             <w:tcBorders>
               <w:top w:val="single" w:color="AAB4C0" w:sz="3"/>
               <w:left w:val="single" w:color="AAB4C0" w:sz="3"/>
@@ -6105,13 +6270,91 @@
                 <w:sz w:val="19"/>
                 <w:szCs w:val="19"/>
               </w:rPr>
+              <w:t xml:space="preserve">445</w:t>
+            </w:r>
+          </w:p>
+        </w:tc>
+        <w:tc>
+          <w:tcPr>
+            <w:tcW w:type="dxa" w:w="1400"/>
+            <w:tcBorders>
+              <w:top w:val="single" w:color="AAB4C0" w:sz="3"/>
+              <w:left w:val="single" w:color="AAB4C0" w:sz="3"/>
+              <w:bottom w:val="single" w:color="AAB4C0" w:sz="3"/>
+              <w:right w:val="single" w:color="AAB4C0" w:sz="3"/>
+            </w:tcBorders>
+            <w:shd w:fill="EEF2F7" w:val="clear"/>
+            <w:vAlign w:val="center"/>
+          </w:tcPr>
+          <w:p>
+            <w:pPr>
+              <w:spacing w:after="40" w:before="40"/>
+            </w:pPr>
+            <w:r>
+              <w:rPr>
+                <w:rFonts w:ascii="Cambria" w:cs="Cambria" w:eastAsia="Cambria" w:hAnsi="Cambria"/>
+                <w:sz w:val="19"/>
+                <w:szCs w:val="19"/>
+              </w:rPr>
               <w:t xml:space="preserve">60</w:t>
             </w:r>
           </w:p>
         </w:tc>
         <w:tc>
           <w:tcPr>
-            <w:tcW w:type="dxa" w:w="3200"/>
+            <w:tcW w:type="dxa" w:w="1300"/>
+            <w:tcBorders>
+              <w:top w:val="single" w:color="AAB4C0" w:sz="3"/>
+              <w:left w:val="single" w:color="AAB4C0" w:sz="3"/>
+              <w:bottom w:val="single" w:color="AAB4C0" w:sz="3"/>
+              <w:right w:val="single" w:color="AAB4C0" w:sz="3"/>
+            </w:tcBorders>
+            <w:shd w:fill="EEF2F7" w:val="clear"/>
+            <w:vAlign w:val="center"/>
+          </w:tcPr>
+          <w:p>
+            <w:pPr>
+              <w:spacing w:after="40" w:before="40"/>
+            </w:pPr>
+            <w:r>
+              <w:rPr>
+                <w:rFonts w:ascii="Cambria" w:cs="Cambria" w:eastAsia="Cambria" w:hAnsi="Cambria"/>
+                <w:sz w:val="19"/>
+                <w:szCs w:val="19"/>
+              </w:rPr>
+              <w:t xml:space="preserve">—</w:t>
+            </w:r>
+          </w:p>
+        </w:tc>
+        <w:tc>
+          <w:tcPr>
+            <w:tcW w:type="dxa" w:w="1500"/>
+            <w:tcBorders>
+              <w:top w:val="single" w:color="AAB4C0" w:sz="3"/>
+              <w:left w:val="single" w:color="AAB4C0" w:sz="3"/>
+              <w:bottom w:val="single" w:color="AAB4C0" w:sz="3"/>
+              <w:right w:val="single" w:color="AAB4C0" w:sz="3"/>
+            </w:tcBorders>
+            <w:shd w:fill="EEF2F7" w:val="clear"/>
+            <w:vAlign w:val="center"/>
+          </w:tcPr>
+          <w:p>
+            <w:pPr>
+              <w:spacing w:after="40" w:before="40"/>
+            </w:pPr>
+            <w:r>
+              <w:rPr>
+                <w:rFonts w:ascii="Cambria" w:cs="Cambria" w:eastAsia="Cambria" w:hAnsi="Cambria"/>
+                <w:sz w:val="19"/>
+                <w:szCs w:val="19"/>
+              </w:rPr>
+              <w:t xml:space="preserve">385</w:t>
+            </w:r>
+          </w:p>
+        </w:tc>
+        <w:tc>
+          <w:tcPr>
+            <w:tcW w:type="dxa" w:w="1600"/>
             <w:tcBorders>
               <w:top w:val="single" w:color="AAB4C0" w:sz="3"/>
               <w:left w:val="single" w:color="AAB4C0" w:sz="3"/>
@@ -6139,7 +6382,7 @@
       <w:tr>
         <w:tc>
           <w:tcPr>
-            <w:tcW w:type="dxa" w:w="3000"/>
+            <w:tcW w:type="dxa" w:w="1500"/>
             <w:tcBorders>
               <w:top w:val="single" w:color="AAB4C0" w:sz="3"/>
               <w:left w:val="single" w:color="AAB4C0" w:sz="3"/>
@@ -6164,32 +6407,107 @@
         </w:tc>
         <w:tc>
           <w:tcPr>
-            <w:tcW w:type="dxa" w:w="3000"/>
-            <w:tcBorders>
-              <w:top w:val="single" w:color="AAB4C0" w:sz="3"/>
-              <w:left w:val="single" w:color="AAB4C0" w:sz="3"/>
-              <w:bottom w:val="single" w:color="AAB4C0" w:sz="3"/>
-              <w:right w:val="single" w:color="AAB4C0" w:sz="3"/>
-            </w:tcBorders>
-            <w:vAlign w:val="center"/>
-          </w:tcPr>
-          <w:p>
-            <w:pPr>
-              <w:spacing w:after="40" w:before="40"/>
-            </w:pPr>
-            <w:r>
-              <w:rPr>
-                <w:rFonts w:ascii="Cambria" w:cs="Cambria" w:eastAsia="Cambria" w:hAnsi="Cambria"/>
-                <w:sz w:val="19"/>
-                <w:szCs w:val="19"/>
-              </w:rPr>
-              <w:t xml:space="preserve">478</w:t>
-            </w:r>
-          </w:p>
-        </w:tc>
-        <w:tc>
-          <w:tcPr>
-            <w:tcW w:type="dxa" w:w="3200"/>
+            <w:tcW w:type="dxa" w:w="1900"/>
+            <w:tcBorders>
+              <w:top w:val="single" w:color="AAB4C0" w:sz="3"/>
+              <w:left w:val="single" w:color="AAB4C0" w:sz="3"/>
+              <w:bottom w:val="single" w:color="AAB4C0" w:sz="3"/>
+              <w:right w:val="single" w:color="AAB4C0" w:sz="3"/>
+            </w:tcBorders>
+            <w:vAlign w:val="center"/>
+          </w:tcPr>
+          <w:p>
+            <w:pPr>
+              <w:spacing w:after="40" w:before="40"/>
+            </w:pPr>
+            <w:r>
+              <w:rPr>
+                <w:rFonts w:ascii="Cambria" w:cs="Cambria" w:eastAsia="Cambria" w:hAnsi="Cambria"/>
+                <w:sz w:val="19"/>
+                <w:szCs w:val="19"/>
+              </w:rPr>
+              <w:t xml:space="preserve">1,007</w:t>
+            </w:r>
+          </w:p>
+        </w:tc>
+        <w:tc>
+          <w:tcPr>
+            <w:tcW w:type="dxa" w:w="1400"/>
+            <w:tcBorders>
+              <w:top w:val="single" w:color="AAB4C0" w:sz="3"/>
+              <w:left w:val="single" w:color="AAB4C0" w:sz="3"/>
+              <w:bottom w:val="single" w:color="AAB4C0" w:sz="3"/>
+              <w:right w:val="single" w:color="AAB4C0" w:sz="3"/>
+            </w:tcBorders>
+            <w:vAlign w:val="center"/>
+          </w:tcPr>
+          <w:p>
+            <w:pPr>
+              <w:spacing w:after="40" w:before="40"/>
+            </w:pPr>
+            <w:r>
+              <w:rPr>
+                <w:rFonts w:ascii="Cambria" w:cs="Cambria" w:eastAsia="Cambria" w:hAnsi="Cambria"/>
+                <w:sz w:val="19"/>
+                <w:szCs w:val="19"/>
+              </w:rPr>
+              <w:t xml:space="preserve">291</w:t>
+            </w:r>
+          </w:p>
+        </w:tc>
+        <w:tc>
+          <w:tcPr>
+            <w:tcW w:type="dxa" w:w="1300"/>
+            <w:tcBorders>
+              <w:top w:val="single" w:color="AAB4C0" w:sz="3"/>
+              <w:left w:val="single" w:color="AAB4C0" w:sz="3"/>
+              <w:bottom w:val="single" w:color="AAB4C0" w:sz="3"/>
+              <w:right w:val="single" w:color="AAB4C0" w:sz="3"/>
+            </w:tcBorders>
+            <w:vAlign w:val="center"/>
+          </w:tcPr>
+          <w:p>
+            <w:pPr>
+              <w:spacing w:after="40" w:before="40"/>
+            </w:pPr>
+            <w:r>
+              <w:rPr>
+                <w:rFonts w:ascii="Cambria" w:cs="Cambria" w:eastAsia="Cambria" w:hAnsi="Cambria"/>
+                <w:sz w:val="19"/>
+                <w:szCs w:val="19"/>
+              </w:rPr>
+              <w:t xml:space="preserve">134</w:t>
+            </w:r>
+          </w:p>
+        </w:tc>
+        <w:tc>
+          <w:tcPr>
+            <w:tcW w:type="dxa" w:w="1500"/>
+            <w:tcBorders>
+              <w:top w:val="single" w:color="AAB4C0" w:sz="3"/>
+              <w:left w:val="single" w:color="AAB4C0" w:sz="3"/>
+              <w:bottom w:val="single" w:color="AAB4C0" w:sz="3"/>
+              <w:right w:val="single" w:color="AAB4C0" w:sz="3"/>
+            </w:tcBorders>
+            <w:vAlign w:val="center"/>
+          </w:tcPr>
+          <w:p>
+            <w:pPr>
+              <w:spacing w:after="40" w:before="40"/>
+            </w:pPr>
+            <w:r>
+              <w:rPr>
+                <w:rFonts w:ascii="Cambria" w:cs="Cambria" w:eastAsia="Cambria" w:hAnsi="Cambria"/>
+                <w:sz w:val="19"/>
+                <w:szCs w:val="19"/>
+              </w:rPr>
+              <w:t xml:space="preserve">582</w:t>
+            </w:r>
+          </w:p>
+        </w:tc>
+        <w:tc>
+          <w:tcPr>
+            <w:tcW w:type="dxa" w:w="1600"/>
             <w:tcBorders>
               <w:top w:val="single" w:color="AAB4C0" w:sz="3"/>
               <w:left w:val="single" w:color="AAB4C0" w:sz="3"/>
@@ -6218,6 +6536,19 @@
       <w:pPr>
         <w:spacing w:after="60"/>
       </w:pPr>
+    </w:p>
+    <w:p>
+      <w:pPr>
+        <w:spacing w:after="150"/>
+      </w:pPr>
+      <w:r>
+        <w:rPr>
+          <w:rFonts w:ascii="Cambria" w:cs="Cambria" w:eastAsia="Cambria" w:hAnsi="Cambria"/>
+          <w:sz w:val="21"/>
+          <w:szCs w:val="21"/>
+        </w:rPr>
+        <w:t xml:space="preserve">582 of 1,007 addresses — 58% — fall below the 30-trade minimum and carry no score. On GMX V2 the proportion reaches 87%. This is the sample-size gate doing its work, not a coverage failure: a score computed on twelve trades would be noise presented as a measurement. The two venue sets are disjoint, so no address is scored twice.</w:t>
+      </w:r>
     </w:p>
     <w:p>
       <w:pPr>
@@ -6245,7 +6576,105 @@
           <w:sz w:val="24"/>
           <w:szCs w:val="24"/>
         </w:rPr>
-        <w:t xml:space="preserve">6.2 Live Trading Agents</w:t>
+        <w:t xml:space="preserve">6.2 Two Scorers, Two Profiles</w:t>
+      </w:r>
+    </w:p>
+    <w:p>
+      <w:pPr>
+        <w:spacing w:after="150"/>
+      </w:pPr>
+      <w:r>
+        <w:rPr>
+          <w:rFonts w:ascii="Cambria" w:cs="Cambria" w:eastAsia="Cambria" w:hAnsi="Cambria"/>
+          <w:sz w:val="21"/>
+          <w:szCs w:val="21"/>
+        </w:rPr>
+        <w:t xml:space="preserve">The observatory runs two distinct scoring engines, because two distinct kinds of agent earn in two distinct ways.</w:t>
+      </w:r>
+    </w:p>
+    <w:p>
+      <w:pPr>
+        <w:spacing w:after="150"/>
+      </w:pPr>
+      <w:r>
+        <w:rPr>
+          <w:rFonts w:ascii="Cambria" w:cs="Cambria" w:eastAsia="Cambria" w:hAnsi="Cambria"/>
+          <w:b/>
+          <w:bCs/>
+          <w:sz w:val="21"/>
+          <w:szCs w:val="21"/>
+        </w:rPr>
+        <w:t xml:space="preserve">YAAF </w:t>
+      </w:r>
+      <w:r>
+        <w:rPr>
+          <w:rFonts w:ascii="Cambria" w:cs="Cambria" w:eastAsia="Cambria" w:hAnsi="Cambria"/>
+          <w:sz w:val="21"/>
+          <w:szCs w:val="21"/>
+        </w:rPr>
+        <w:t xml:space="preserve">scores directional traders and scalpers — agents whose edge appears as discrete R-multiples on closed positions. 291 addresses. Scale-free by construction, gated by the Volume Axiom, bands EXPERIMENTAL through LEGENDARY.</w:t>
+      </w:r>
+    </w:p>
+    <w:p>
+      <w:pPr>
+        <w:spacing w:after="150"/>
+      </w:pPr>
+      <w:r>
+        <w:rPr>
+          <w:rFonts w:ascii="Cambria" w:cs="Cambria" w:eastAsia="Cambria" w:hAnsi="Cambria"/>
+          <w:b/>
+          <w:bCs/>
+          <w:sz w:val="21"/>
+          <w:szCs w:val="21"/>
+        </w:rPr>
+        <w:t xml:space="preserve">MM Score </w:t>
+      </w:r>
+      <w:r>
+        <w:rPr>
+          <w:rFonts w:ascii="Cambria" w:cs="Cambria" w:eastAsia="Cambria" w:hAnsi="Cambria"/>
+          <w:sz w:val="21"/>
+          <w:szCs w:val="21"/>
+        </w:rPr>
+        <w:t xml:space="preserve">scores market makers and hedgers — agents that hold permanent inventory and earn from rebate, spread and funding rather than from discrete closed trades, which the R-multiple model cannot represent. 134 addresses. Nine components (Sharpe, drawdown, maker share, rebate per volume, realised per volume, funding, equity size, market diversification and fill activity) with weights summing to 1.00, and a hard gate at equity below $1,000 with fewer than 100 fills. Bands INACTIVE through PRIME.</w:t>
+      </w:r>
+    </w:p>
+    <w:p>
+      <w:pPr>
+        <w:spacing w:after="150"/>
+      </w:pPr>
+      <w:r>
+        <w:rPr>
+          <w:rFonts w:ascii="Cambria" w:cs="Cambria" w:eastAsia="Cambria" w:hAnsi="Cambria"/>
+          <w:b/>
+          <w:bCs/>
+          <w:sz w:val="21"/>
+          <w:szCs w:val="21"/>
+        </w:rPr>
+        <w:t xml:space="preserve">The two scores are not comparable. </w:t>
+      </w:r>
+      <w:r>
+        <w:rPr>
+          <w:rFonts w:ascii="Cambria" w:cs="Cambria" w:eastAsia="Cambria" w:hAnsi="Cambria"/>
+          <w:sz w:val="21"/>
+          <w:szCs w:val="21"/>
+        </w:rPr>
+        <w:t xml:space="preserve">Both report on 0–1000, but YAAF is scale-free while the MM Score carries an explicit size term — log₁₀ of equity, capped at $100M — so a larger market maker scores higher partly for being larger. The MM Score also applies neither the Deflated Sharpe Ratio nor the CVaR penalty. An address is scored by one engine or the other, never both, and a reader should not rank an MM Score against a SISTEMA.</w:t>
+      </w:r>
+    </w:p>
+    <w:p>
+      <w:pPr>
+        <w:spacing w:after="120" w:before="260"/>
+      </w:pPr>
+      <w:r>
+        <w:rPr>
+          <w:rFonts w:ascii="Cambria" w:cs="Cambria" w:eastAsia="Cambria" w:hAnsi="Cambria"/>
+          <w:b/>
+          <w:bCs/>
+          <w:color w:val="2E5C8A"/>
+          <w:sz w:val="24"/>
+          <w:szCs w:val="24"/>
+        </w:rPr>
+        <w:t xml:space="preserve">6.3 Live Trading Agents</w:t>
       </w:r>
     </w:p>
     <w:p>
@@ -6722,7 +7151,7 @@
           <w:sz w:val="24"/>
           <w:szCs w:val="24"/>
         </w:rPr>
-        <w:t xml:space="preserve">6.3 The First Validation — Markowitz Bot</w:t>
+        <w:t xml:space="preserve">6.4 The First Validation — Markowitz Bot</w:t>
       </w:r>
     </w:p>
     <w:p>
@@ -7482,7 +7911,7 @@
                 <w:sz w:val="19"/>
                 <w:szCs w:val="19"/>
               </w:rPr>
-              <w:t xml:space="preserve">YAAF v5 · AIAgentRegistry on Polygon · Observatory (478 traders) · github.com/yeldenfund/yaaf</w:t>
+              <w:t xml:space="preserve">YAAF v5 · AIAgentRegistry on Polygon · Observatory (1,007 addresses, 425 scored) · github.com/yeldenfund/yaaf</w:t>
             </w:r>
           </w:p>
         </w:tc>
